--- a/public/Abhishek_Pandey_Resume.docx
+++ b/public/Abhishek_Pandey_Resume.docx
@@ -78,7 +78,97 @@
             <w:szCs w:val="19"/>
             <w:u w:val="single"/>
           </w:rPr>
-          <w:t>GitHub</w:t>
+          <w:t>Git</w:t>
+        </w:r>
+        <w:r>
+          <w:rPr>
+            <w:color w:val="2980B9"/>
+            <w:sz w:val="19"/>
+            <w:szCs w:val="19"/>
+            <w:u w:val="single"/>
+          </w:rPr>
+          <w:t>H</w:t>
+        </w:r>
+        <w:r>
+          <w:rPr>
+            <w:color w:val="2980B9"/>
+            <w:sz w:val="19"/>
+            <w:szCs w:val="19"/>
+            <w:u w:val="single"/>
+          </w:rPr>
+          <w:t>ub</w:t>
+        </w:r>
+      </w:hyperlink>
+      <w:r>
+        <w:rPr>
+          <w:sz w:val="19"/>
+          <w:szCs w:val="19"/>
+        </w:rPr>
+        <w:t xml:space="preserve">  |</w:t>
+      </w:r>
+      <w:r>
+        <w:rPr>
+          <w:sz w:val="19"/>
+          <w:szCs w:val="19"/>
+        </w:rPr>
+        <w:t xml:space="preserve"> </w:t>
+      </w:r>
+      <w:hyperlink r:id="rId7" w:history="1">
+        <w:r>
+          <w:rPr>
+            <w:rStyle w:val="Hyperlink"/>
+            <w:sz w:val="19"/>
+            <w:szCs w:val="19"/>
+          </w:rPr>
+          <w:t>P</w:t>
+        </w:r>
+        <w:r>
+          <w:rPr>
+            <w:rStyle w:val="Hyperlink"/>
+            <w:sz w:val="19"/>
+            <w:szCs w:val="19"/>
+          </w:rPr>
+          <w:t>o</w:t>
+        </w:r>
+        <w:r>
+          <w:rPr>
+            <w:rStyle w:val="Hyperlink"/>
+            <w:sz w:val="19"/>
+            <w:szCs w:val="19"/>
+          </w:rPr>
+          <w:t>rtf</w:t>
+        </w:r>
+        <w:r>
+          <w:rPr>
+            <w:rStyle w:val="Hyperlink"/>
+            <w:sz w:val="19"/>
+            <w:szCs w:val="19"/>
+          </w:rPr>
+          <w:t>o</w:t>
+        </w:r>
+        <w:r>
+          <w:rPr>
+            <w:rStyle w:val="Hyperlink"/>
+            <w:sz w:val="19"/>
+            <w:szCs w:val="19"/>
+          </w:rPr>
+          <w:t>l</w:t>
+        </w:r>
+        <w:r>
+          <w:rPr>
+            <w:rStyle w:val="Hyperlink"/>
+            <w:sz w:val="19"/>
+            <w:szCs w:val="19"/>
+          </w:rPr>
+          <w:t>i</w:t>
+        </w:r>
+        <w:r>
+          <w:rPr>
+            <w:rStyle w:val="Hyperlink"/>
+            <w:sz w:val="19"/>
+            <w:szCs w:val="19"/>
+          </w:rPr>
+          <w:t>o</w:t>
         </w:r>
       </w:hyperlink>
     </w:p>
@@ -208,7 +298,7 @@
     </w:p>
     <w:tbl>
       <w:tblPr>
-        <w:tblW w:w="10080" w:type="dxa"/>
+        <w:tblW w:w="10840" w:type="dxa"/>
         <w:tblBorders>
           <w:top w:val="single" w:sz="4" w:space="0" w:color="auto"/>
           <w:left w:val="single" w:sz="4" w:space="0" w:color="auto"/>
@@ -224,13 +314,14 @@
         <w:tblLook w:val="0000" w:firstRow="0" w:lastRow="0" w:firstColumn="0" w:lastColumn="0" w:noHBand="0" w:noVBand="0"/>
       </w:tblPr>
       <w:tblGrid>
-        <w:gridCol w:w="2200"/>
-        <w:gridCol w:w="7880"/>
+        <w:gridCol w:w="1815"/>
+        <w:gridCol w:w="4788"/>
+        <w:gridCol w:w="4237"/>
       </w:tblGrid>
       <w:tr>
         <w:tc>
           <w:tcPr>
-            <w:tcW w:w="2200" w:type="dxa"/>
+            <w:tcW w:w="1815" w:type="dxa"/>
             <w:tcBorders>
               <w:top w:val="none" w:sz="0" w:space="0" w:color="FFFFFF"/>
               <w:left w:val="none" w:sz="0" w:space="0" w:color="FFFFFF"/>
@@ -256,7 +347,7 @@
         </w:tc>
         <w:tc>
           <w:tcPr>
-            <w:tcW w:w="7880" w:type="dxa"/>
+            <w:tcW w:w="4788" w:type="dxa"/>
             <w:tcBorders>
               <w:top w:val="none" w:sz="0" w:space="0" w:color="FFFFFF"/>
               <w:left w:val="none" w:sz="0" w:space="0" w:color="FFFFFF"/>
@@ -276,11 +367,23 @@
             </w:r>
           </w:p>
         </w:tc>
+        <w:tc>
+          <w:tcPr>
+            <w:tcW w:w="4237" w:type="dxa"/>
+            <w:tcBorders>
+              <w:top w:val="none" w:sz="0" w:space="0" w:color="FFFFFF"/>
+              <w:left w:val="none" w:sz="0" w:space="0" w:color="FFFFFF"/>
+              <w:bottom w:val="none" w:sz="0" w:space="0" w:color="FFFFFF"/>
+              <w:right w:val="none" w:sz="0" w:space="0" w:color="FFFFFF"/>
+            </w:tcBorders>
+          </w:tcPr>
+          <w:p/>
+        </w:tc>
       </w:tr>
       <w:tr>
         <w:tc>
           <w:tcPr>
-            <w:tcW w:w="2200" w:type="dxa"/>
+            <w:tcW w:w="1815" w:type="dxa"/>
             <w:tcBorders>
               <w:top w:val="none" w:sz="0" w:space="0" w:color="FFFFFF"/>
               <w:left w:val="none" w:sz="0" w:space="0" w:color="FFFFFF"/>
@@ -306,7 +409,7 @@
         </w:tc>
         <w:tc>
           <w:tcPr>
-            <w:tcW w:w="7880" w:type="dxa"/>
+            <w:tcW w:w="4788" w:type="dxa"/>
             <w:tcBorders>
               <w:top w:val="none" w:sz="0" w:space="0" w:color="FFFFFF"/>
               <w:left w:val="none" w:sz="0" w:space="0" w:color="FFFFFF"/>
@@ -326,11 +429,23 @@
             </w:r>
           </w:p>
         </w:tc>
+        <w:tc>
+          <w:tcPr>
+            <w:tcW w:w="4237" w:type="dxa"/>
+            <w:tcBorders>
+              <w:top w:val="none" w:sz="0" w:space="0" w:color="FFFFFF"/>
+              <w:left w:val="none" w:sz="0" w:space="0" w:color="FFFFFF"/>
+              <w:bottom w:val="none" w:sz="0" w:space="0" w:color="FFFFFF"/>
+              <w:right w:val="none" w:sz="0" w:space="0" w:color="FFFFFF"/>
+            </w:tcBorders>
+          </w:tcPr>
+          <w:p/>
+        </w:tc>
       </w:tr>
       <w:tr>
         <w:tc>
           <w:tcPr>
-            <w:tcW w:w="2200" w:type="dxa"/>
+            <w:tcW w:w="1815" w:type="dxa"/>
             <w:tcBorders>
               <w:top w:val="none" w:sz="0" w:space="0" w:color="FFFFFF"/>
               <w:left w:val="none" w:sz="0" w:space="0" w:color="FFFFFF"/>
@@ -356,7 +471,7 @@
         </w:tc>
         <w:tc>
           <w:tcPr>
-            <w:tcW w:w="7880" w:type="dxa"/>
+            <w:tcW w:w="4788" w:type="dxa"/>
             <w:tcBorders>
               <w:top w:val="none" w:sz="0" w:space="0" w:color="FFFFFF"/>
               <w:left w:val="none" w:sz="0" w:space="0" w:color="FFFFFF"/>
@@ -376,11 +491,23 @@
             </w:r>
           </w:p>
         </w:tc>
+        <w:tc>
+          <w:tcPr>
+            <w:tcW w:w="4237" w:type="dxa"/>
+            <w:tcBorders>
+              <w:top w:val="none" w:sz="0" w:space="0" w:color="FFFFFF"/>
+              <w:left w:val="none" w:sz="0" w:space="0" w:color="FFFFFF"/>
+              <w:bottom w:val="none" w:sz="0" w:space="0" w:color="FFFFFF"/>
+              <w:right w:val="none" w:sz="0" w:space="0" w:color="FFFFFF"/>
+            </w:tcBorders>
+          </w:tcPr>
+          <w:p/>
+        </w:tc>
       </w:tr>
       <w:tr>
         <w:tc>
           <w:tcPr>
-            <w:tcW w:w="2200" w:type="dxa"/>
+            <w:tcW w:w="1815" w:type="dxa"/>
             <w:tcBorders>
               <w:top w:val="none" w:sz="0" w:space="0" w:color="FFFFFF"/>
               <w:left w:val="none" w:sz="0" w:space="0" w:color="FFFFFF"/>
@@ -406,7 +533,7 @@
         </w:tc>
         <w:tc>
           <w:tcPr>
-            <w:tcW w:w="7880" w:type="dxa"/>
+            <w:tcW w:w="4788" w:type="dxa"/>
             <w:tcBorders>
               <w:top w:val="none" w:sz="0" w:space="0" w:color="FFFFFF"/>
               <w:left w:val="none" w:sz="0" w:space="0" w:color="FFFFFF"/>
@@ -426,6 +553,18 @@
             </w:r>
           </w:p>
         </w:tc>
+        <w:tc>
+          <w:tcPr>
+            <w:tcW w:w="4237" w:type="dxa"/>
+            <w:tcBorders>
+              <w:top w:val="none" w:sz="0" w:space="0" w:color="FFFFFF"/>
+              <w:left w:val="none" w:sz="0" w:space="0" w:color="FFFFFF"/>
+              <w:bottom w:val="none" w:sz="0" w:space="0" w:color="FFFFFF"/>
+              <w:right w:val="none" w:sz="0" w:space="0" w:color="FFFFFF"/>
+            </w:tcBorders>
+          </w:tcPr>
+          <w:p/>
+        </w:tc>
       </w:tr>
     </w:tbl>
     <w:p>
@@ -593,23 +732,7 @@
           <w:sz w:val="19"/>
           <w:szCs w:val="19"/>
         </w:rPr>
-        <w:t xml:space="preserve">  </w:t>
-      </w:r>
-      <w:r>
-        <w:rPr>
-          <w:color w:val="717D7E"/>
-          <w:sz w:val="19"/>
-          <w:szCs w:val="19"/>
-        </w:rPr>
-        <w:t>React.js</w:t>
-      </w:r>
-      <w:r>
-        <w:rPr>
-          <w:color w:val="717D7E"/>
-          <w:sz w:val="19"/>
-          <w:szCs w:val="19"/>
-        </w:rPr>
-        <w:t xml:space="preserve">, </w:t>
+        <w:t xml:space="preserve">  React.js, </w:t>
       </w:r>
       <w:proofErr w:type="spellStart"/>
       <w:r>
@@ -1921,7 +2044,6 @@
   <w:style w:type="character" w:default="1" w:styleId="DefaultParagraphFont">
     <w:name w:val="Default Paragraph Font"/>
     <w:uiPriority w:val="1"/>
-    <w:semiHidden/>
     <w:unhideWhenUsed/>
   </w:style>
   <w:style w:type="table" w:default="1" w:styleId="TableNormal">
@@ -2029,13 +2151,37 @@
       <w:szCs w:val="20"/>
     </w:rPr>
   </w:style>
+  <w:style w:type="character" w:styleId="UnresolvedMention">
+    <w:name w:val="Unresolved Mention"/>
+    <w:basedOn w:val="DefaultParagraphFont"/>
+    <w:uiPriority w:val="99"/>
+    <w:semiHidden/>
+    <w:unhideWhenUsed/>
+    <w:rsid w:val="00310FD3"/>
+    <w:rPr>
+      <w:color w:val="605E5C"/>
+      <w:shd w:val="clear" w:color="auto" w:fill="E1DFDD"/>
+    </w:rPr>
+  </w:style>
+  <w:style w:type="character" w:styleId="FollowedHyperlink">
+    <w:name w:val="FollowedHyperlink"/>
+    <w:basedOn w:val="DefaultParagraphFont"/>
+    <w:uiPriority w:val="99"/>
+    <w:semiHidden/>
+    <w:unhideWhenUsed/>
+    <w:rsid w:val="00310FD3"/>
+    <w:rPr>
+      <w:color w:val="00B0F0" w:themeColor="followedHyperlink"/>
+      <w:u w:val="single"/>
+    </w:rPr>
+  </w:style>
 </w:styles>
 </file>
 
 <file path=word/theme/theme1.xml><?xml version="1.0" encoding="utf-8"?>
 <a:theme xmlns:a="http://schemas.openxmlformats.org/drawingml/2006/main" name="Office Theme">
   <a:themeElements>
-    <a:clrScheme name="Office">
+    <a:clrScheme name="Custom 5">
       <a:dk1>
         <a:sysClr val="windowText" lastClr="000000"/>
       </a:dk1>
@@ -2049,7 +2195,7 @@
         <a:srgbClr val="E8E8E8"/>
       </a:lt2>
       <a:accent1>
-        <a:srgbClr val="156082"/>
+        <a:srgbClr val="5CD3FF"/>
       </a:accent1>
       <a:accent2>
         <a:srgbClr val="E97132"/>
@@ -2067,10 +2213,10 @@
         <a:srgbClr val="4EA72E"/>
       </a:accent6>
       <a:hlink>
-        <a:srgbClr val="467886"/>
+        <a:srgbClr val="5CD3FF"/>
       </a:hlink>
       <a:folHlink>
-        <a:srgbClr val="96607D"/>
+        <a:srgbClr val="00B0F0"/>
       </a:folHlink>
     </a:clrScheme>
     <a:fontScheme name="Office">

--- a/public/Abhishek_Pandey_Resume.docx
+++ b/public/Abhishek_Pandey_Resume.docx
@@ -51,6 +51,58 @@
           <w:szCs w:val="19"/>
         </w:rPr>
         <w:t xml:space="preserve">9267993759  |  abhishekpandey9267@gmail.com  |  </w:t>
+      </w:r>
+      <w:r>
+        <w:fldChar w:fldCharType="begin"/>
+      </w:r>
+      <w:r>
+        <w:instrText>HYPERLINK "http://www.linkedin.com/in/abhishek-pandey-03a4b4304"</w:instrText>
+      </w:r>
+      <w:r>
+        <w:fldChar w:fldCharType="separate"/>
+      </w:r>
+      <w:r>
+        <w:rPr>
+          <w:color w:val="2980B9"/>
+          <w:sz w:val="19"/>
+          <w:szCs w:val="19"/>
+          <w:u w:val="single"/>
+        </w:rPr>
+        <w:t>Lin</w:t>
+      </w:r>
+      <w:r>
+        <w:rPr>
+          <w:color w:val="2980B9"/>
+          <w:sz w:val="19"/>
+          <w:szCs w:val="19"/>
+          <w:u w:val="single"/>
+        </w:rPr>
+        <w:t>k</w:t>
+      </w:r>
+      <w:r>
+        <w:rPr>
+          <w:color w:val="2980B9"/>
+          <w:sz w:val="19"/>
+          <w:szCs w:val="19"/>
+          <w:u w:val="single"/>
+        </w:rPr>
+        <w:t>edIn</w:t>
+      </w:r>
+      <w:r>
+        <w:rPr>
+          <w:color w:val="2980B9"/>
+          <w:sz w:val="19"/>
+          <w:szCs w:val="19"/>
+          <w:u w:val="single"/>
+        </w:rPr>
+        <w:fldChar w:fldCharType="end"/>
+      </w:r>
+      <w:r>
+        <w:rPr>
+          <w:sz w:val="19"/>
+          <w:szCs w:val="19"/>
+        </w:rPr>
+        <w:t xml:space="preserve">  |  </w:t>
       </w:r>
       <w:hyperlink r:id="rId5" w:history="1">
         <w:r>
@@ -60,7 +112,7 @@
             <w:szCs w:val="19"/>
             <w:u w:val="single"/>
           </w:rPr>
-          <w:t>LinkedIn</w:t>
+          <w:t>GitHub</w:t>
         </w:r>
       </w:hyperlink>
       <w:r>
@@ -68,107 +120,16 @@
           <w:sz w:val="19"/>
           <w:szCs w:val="19"/>
         </w:rPr>
-        <w:t xml:space="preserve">  |  </w:t>
+        <w:t xml:space="preserve">  | </w:t>
       </w:r>
       <w:hyperlink r:id="rId6" w:history="1">
-        <w:r>
-          <w:rPr>
-            <w:color w:val="2980B9"/>
-            <w:sz w:val="19"/>
-            <w:szCs w:val="19"/>
-            <w:u w:val="single"/>
-          </w:rPr>
-          <w:t>Git</w:t>
-        </w:r>
-        <w:r>
-          <w:rPr>
-            <w:color w:val="2980B9"/>
-            <w:sz w:val="19"/>
-            <w:szCs w:val="19"/>
-            <w:u w:val="single"/>
-          </w:rPr>
-          <w:t>H</w:t>
-        </w:r>
-        <w:r>
-          <w:rPr>
-            <w:color w:val="2980B9"/>
-            <w:sz w:val="19"/>
-            <w:szCs w:val="19"/>
-            <w:u w:val="single"/>
-          </w:rPr>
-          <w:t>ub</w:t>
-        </w:r>
-      </w:hyperlink>
-      <w:r>
-        <w:rPr>
-          <w:sz w:val="19"/>
-          <w:szCs w:val="19"/>
-        </w:rPr>
-        <w:t xml:space="preserve">  |</w:t>
-      </w:r>
-      <w:r>
-        <w:rPr>
-          <w:sz w:val="19"/>
-          <w:szCs w:val="19"/>
-        </w:rPr>
-        <w:t xml:space="preserve"> </w:t>
-      </w:r>
-      <w:hyperlink r:id="rId7" w:history="1">
         <w:r>
           <w:rPr>
             <w:rStyle w:val="Hyperlink"/>
             <w:sz w:val="19"/>
             <w:szCs w:val="19"/>
           </w:rPr>
-          <w:t>P</w:t>
-        </w:r>
-        <w:r>
-          <w:rPr>
-            <w:rStyle w:val="Hyperlink"/>
-            <w:sz w:val="19"/>
-            <w:szCs w:val="19"/>
-          </w:rPr>
-          <w:t>o</w:t>
-        </w:r>
-        <w:r>
-          <w:rPr>
-            <w:rStyle w:val="Hyperlink"/>
-            <w:sz w:val="19"/>
-            <w:szCs w:val="19"/>
-          </w:rPr>
-          <w:t>rtf</w:t>
-        </w:r>
-        <w:r>
-          <w:rPr>
-            <w:rStyle w:val="Hyperlink"/>
-            <w:sz w:val="19"/>
-            <w:szCs w:val="19"/>
-          </w:rPr>
-          <w:t>o</w:t>
-        </w:r>
-        <w:r>
-          <w:rPr>
-            <w:rStyle w:val="Hyperlink"/>
-            <w:sz w:val="19"/>
-            <w:szCs w:val="19"/>
-          </w:rPr>
-          <w:t>l</w:t>
-        </w:r>
-        <w:r>
-          <w:rPr>
-            <w:rStyle w:val="Hyperlink"/>
-            <w:sz w:val="19"/>
-            <w:szCs w:val="19"/>
-          </w:rPr>
-          <w:t>i</w:t>
-        </w:r>
-        <w:r>
-          <w:rPr>
-            <w:rStyle w:val="Hyperlink"/>
-            <w:sz w:val="19"/>
-            <w:szCs w:val="19"/>
-          </w:rPr>
-          <w:t>o</w:t>
+          <w:t>Portfolio</w:t>
         </w:r>
       </w:hyperlink>
     </w:p>
@@ -2044,6 +2005,7 @@
   <w:style w:type="character" w:default="1" w:styleId="DefaultParagraphFont">
     <w:name w:val="Default Paragraph Font"/>
     <w:uiPriority w:val="1"/>
+    <w:semiHidden/>
     <w:unhideWhenUsed/>
   </w:style>
   <w:style w:type="table" w:default="1" w:styleId="TableNormal">
